--- a/报告/MQTT通信协议规范_第1组.docx
+++ b/报告/MQTT通信协议规范_第1组.docx
@@ -288,7 +288,7 @@
                 <w:sz w:val="21"/>
                 <w:szCs w:val="21"/>
               </w:rPr>
-              <w:t>2026 年 9 月 18 日</w:t>
+              <w:t>2026 年 9 月 19 日</w:t>
             </w:r>
           </w:p>
         </w:tc>
@@ -616,6 +616,23 @@
                 <w:szCs w:val="21"/>
               </w:rPr>
               <w:t>2026.09.18  V2.0 报文格式改为「信封 + 载荷」自定义结构；6 号板模块由人体红外改为火焰传感器</w:t>
+            </w:r>
+          </w:p>
+          <w:p>
+            <w:pPr>
+              <w:spacing w:line="260" w:lineRule="auto"/>
+              <w:jc w:val="left"/>
+            </w:pPr>
+            <w:r>
+              <w:rPr>
+                <w:rFonts w:ascii="Times New Roman" w:eastAsia="宋体"/>
+                <w:b w:val="0"/>
+                <w:bCs w:val="0"/>
+                <w:color w:val="000000"/>
+                <w:sz w:val="21"/>
+                <w:szCs w:val="21"/>
+              </w:rPr>
+              <w:t>2026.09.19  V2.0 修订：补充板端联动规则与扩展事件，与固件实现对齐；更新配置示例中的宏名</w:t>
             </w:r>
           </w:p>
         </w:tc>
@@ -9791,6 +9808,91 @@
     </w:p>
     <w:p>
       <w:pPr>
+        <w:spacing w:after="60" w:line="312" w:lineRule="auto"/>
+        <w:ind w:left="720" w:hanging="240"/>
+        <w:jc w:val="both"/>
+      </w:pPr>
+      <w:r>
+        <w:rPr>
+          <w:rFonts w:ascii="Times New Roman" w:eastAsia="宋体"/>
+          <w:sz w:val="21"/>
+          <w:szCs w:val="21"/>
+        </w:rPr>
+        <w:t>◼ 5 号板按协议挂载 adc（电位器）、rgb、buzzer 三个设备。本次固件实现了 rgb 与 buzzer，adc 未实现（使能宏 HAS_ADC 为 0），平台不应向该板下发 adc 相关命令。</w:t>
+      </w:r>
+      <w:r>
+        <w:rPr>
+          <w:rFonts w:ascii="Times New Roman" w:eastAsia="宋体"/>
+          <w:b w:val="0"/>
+          <w:bCs w:val="0"/>
+          <w:color w:val="000000"/>
+          <w:sz w:val="24"/>
+          <w:szCs w:val="24"/>
+        </w:rPr>
+      </w:r>
+      <w:r>
+        <w:rPr>
+          <w:rFonts w:ascii="Consolas" w:eastAsia="宋体"/>
+          <w:b w:val="0"/>
+          <w:bCs w:val="0"/>
+          <w:color w:val="000000"/>
+          <w:sz w:val="21"/>
+          <w:szCs w:val="21"/>
+        </w:rPr>
+      </w:r>
+      <w:r>
+        <w:rPr>
+          <w:rFonts w:ascii="Times New Roman" w:eastAsia="宋体"/>
+          <w:b w:val="0"/>
+          <w:bCs w:val="0"/>
+          <w:color w:val="000000"/>
+          <w:sz w:val="24"/>
+          <w:szCs w:val="24"/>
+        </w:rPr>
+      </w:r>
+      <w:r>
+        <w:rPr>
+          <w:rFonts w:ascii="Consolas" w:eastAsia="宋体"/>
+          <w:b w:val="0"/>
+          <w:bCs w:val="0"/>
+          <w:color w:val="000000"/>
+          <w:sz w:val="21"/>
+          <w:szCs w:val="21"/>
+        </w:rPr>
+      </w:r>
+      <w:r>
+        <w:rPr>
+          <w:rFonts w:ascii="Times New Roman" w:eastAsia="宋体"/>
+          <w:b w:val="0"/>
+          <w:bCs w:val="0"/>
+          <w:color w:val="000000"/>
+          <w:sz w:val="24"/>
+          <w:szCs w:val="24"/>
+        </w:rPr>
+      </w:r>
+      <w:r>
+        <w:rPr>
+          <w:rFonts w:ascii="Consolas" w:eastAsia="宋体"/>
+          <w:b w:val="0"/>
+          <w:bCs w:val="0"/>
+          <w:color w:val="000000"/>
+          <w:sz w:val="21"/>
+          <w:szCs w:val="21"/>
+        </w:rPr>
+      </w:r>
+      <w:r>
+        <w:rPr>
+          <w:rFonts w:ascii="Times New Roman" w:eastAsia="宋体"/>
+          <w:b w:val="0"/>
+          <w:bCs w:val="0"/>
+          <w:color w:val="000000"/>
+          <w:sz w:val="24"/>
+          <w:szCs w:val="24"/>
+        </w:rPr>
+      </w:r>
+    </w:p>
+    <w:p>
+      <w:pPr>
         <w:pStyle w:val="2"/>
         <w:keepNext/>
         <w:spacing w:before="320" w:after="140" w:line="340" w:lineRule="auto"/>
@@ -12962,7 +13064,7 @@
                 <w:sz w:val="19"/>
                 <w:szCs w:val="19"/>
               </w:rPr>
-              <w:t>12 位 ADC 原始采样值，每 1 秒上报一次</w:t>
+              <w:t>12 位 ADC 原始采样值，每 1 秒上报一次（本次未实现）</w:t>
             </w:r>
           </w:p>
         </w:tc>
@@ -16031,7 +16133,7 @@
           <w:sz w:val="24"/>
           <w:szCs w:val="24"/>
         </w:rPr>
-        <w:t>实验箱每块板均具备 LED1、LED2、KEY1、KEY2 与液晶屏。本组保留这些模块用于现场演示与状态指示，定义如表 16 所示，未焊接的模块可忽略。</w:t>
+        <w:t>实验箱每块板均具备 LED1、LED2、KEY1、KEY2 与液晶屏。本组保留这些模块用于现场演示与状态指示，定义如表 16 所示。本次固件未实现对这些通用模块的命令处理（收到相关命令一律忽略，不回执），各板只在本地使用板载 LED 做状态指示（例如 1 号板在舵机转动期间点亮）。</w:t>
       </w:r>
     </w:p>
     <w:p>
@@ -17900,7 +18002,7 @@
           <w:sz w:val="24"/>
           <w:szCs w:val="24"/>
         </w:rPr>
-        <w:t xml:space="preserve">以下场景均由平台端（Web 或安卓 App）编排完成，ESP32 只负责上报数据与执行命令，无需修改本协议即可实现。示例中 </w:t>
+        <w:t>以下场景中，7.1～7.4 由平台端（Web 或安卓 App）编排完成，ESP32 只负责上报数据与执行命令，无需修改本协议即可实现；7.5 是本组在固件端实现的板端联动，执行器直接旁听传感器的上报并自行动作，不经过平台。示例中 report 表示该报文发布到 202609_PP2/1/report 主题，cmd 表示发布到 202609_PP2/1/cmd 主题。</w:t>
       </w:r>
       <w:r>
         <w:rPr>
@@ -17911,7 +18013,6 @@
           <w:sz w:val="21"/>
           <w:szCs w:val="21"/>
         </w:rPr>
-        <w:t>report</w:t>
       </w:r>
       <w:r>
         <w:rPr>
@@ -17922,7 +18023,6 @@
           <w:sz w:val="24"/>
           <w:szCs w:val="24"/>
         </w:rPr>
-        <w:t xml:space="preserve"> 表示该报文发布到 </w:t>
       </w:r>
       <w:r>
         <w:rPr>
@@ -17933,7 +18033,6 @@
           <w:sz w:val="21"/>
           <w:szCs w:val="21"/>
         </w:rPr>
-        <w:t>202609_PP2/1/report</w:t>
       </w:r>
       <w:r>
         <w:rPr>
@@ -17944,7 +18043,6 @@
           <w:sz w:val="24"/>
           <w:szCs w:val="24"/>
         </w:rPr>
-        <w:t xml:space="preserve"> 主题，</w:t>
       </w:r>
       <w:r>
         <w:rPr>
@@ -17955,7 +18053,6 @@
           <w:sz w:val="21"/>
           <w:szCs w:val="21"/>
         </w:rPr>
-        <w:t>cmd</w:t>
       </w:r>
       <w:r>
         <w:rPr>
@@ -17966,7 +18063,6 @@
           <w:sz w:val="24"/>
           <w:szCs w:val="24"/>
         </w:rPr>
-        <w:t xml:space="preserve"> 表示发布到 </w:t>
       </w:r>
       <w:r>
         <w:rPr>
@@ -17977,7 +18073,6 @@
           <w:sz w:val="21"/>
           <w:szCs w:val="21"/>
         </w:rPr>
-        <w:t>202609_PP2/1/cmd</w:t>
       </w:r>
       <w:r>
         <w:rPr>
@@ -17988,7 +18083,6 @@
           <w:sz w:val="24"/>
           <w:szCs w:val="24"/>
         </w:rPr>
-        <w:t xml:space="preserve"> 主题。</w:t>
       </w:r>
     </w:p>
     <w:p>
@@ -18717,6 +18811,258 @@
     </w:p>
     <w:p>
       <w:pPr>
+        <w:keepNext w:val="0"/>
+        <w:shd w:val="clear" w:fill="F5F7FA"/>
+        <w:spacing w:after="120" w:line="260" w:lineRule="auto"/>
+        <w:ind w:left="400"/>
+        <w:jc w:val="left"/>
+      </w:pPr>
+      <w:r>
+        <w:rPr>
+          <w:rFonts w:ascii="Consolas" w:eastAsia="宋体"/>
+          <w:color w:val="000000"/>
+          <w:sz w:val="19"/>
+          <w:szCs w:val="19"/>
+        </w:rPr>
+        <w:t>7.5  板端联动（本组固件实现）</w:t>
+      </w:r>
+    </w:p>
+    <w:p>
+      <w:pPr>
+        <w:keepNext w:val="0"/>
+        <w:shd w:val="clear" w:fill="F5F7FA"/>
+        <w:spacing w:after="120" w:line="260" w:lineRule="auto"/>
+        <w:ind w:left="400"/>
+        <w:jc w:val="left"/>
+      </w:pPr>
+      <w:r>
+        <w:rPr>
+          <w:rFonts w:ascii="Consolas" w:eastAsia="宋体"/>
+          <w:color w:val="000000"/>
+          <w:sz w:val="19"/>
+          <w:szCs w:val="19"/>
+        </w:rPr>
+        <w:t>为了缩短响应时间、并在平台或网络异常时仍能工作，本组在固件端实现了四条联动规则：执行器板直接旁听传感器板上报的状态并自行触发动作，不经过平台。完成动作后，执行器会发出一条扩展 evt 事件（见表 20），平台与 7 号板据此感知联动已经发生。平台命令始终优先，随时可以覆盖联动结果。</w:t>
+      </w:r>
+    </w:p>
+    <w:p>
+      <w:pPr>
+        <w:keepNext w:val="0"/>
+        <w:shd w:val="clear" w:fill="F5F7FA"/>
+        <w:spacing w:after="120" w:line="260" w:lineRule="auto"/>
+        <w:ind w:left="400"/>
+        <w:jc w:val="left"/>
+      </w:pPr>
+      <w:r>
+        <w:rPr>
+          <w:rFonts w:ascii="Consolas" w:eastAsia="宋体"/>
+          <w:color w:val="000000"/>
+          <w:sz w:val="19"/>
+          <w:szCs w:val="19"/>
+        </w:rPr>
+        <w:t>① 温湿度 → 风扇：温度 ≥ 30.0 ℃ 或湿度 ≥ 80 % 时，2 号板自动开风扇；两者都回落到 28.0 ℃ / 75 % 以下并持续 10 秒后自动关闭。</w:t>
+      </w:r>
+    </w:p>
+    <w:p>
+      <w:pPr>
+        <w:keepNext w:val="0"/>
+        <w:shd w:val="clear" w:fill="F5F7FA"/>
+        <w:spacing w:after="120" w:line="260" w:lineRule="auto"/>
+        <w:ind w:left="400"/>
+        <w:jc w:val="left"/>
+      </w:pPr>
+      <w:r>
+        <w:rPr>
+          <w:rFonts w:ascii="Consolas" w:eastAsia="宋体"/>
+          <w:color w:val="000000"/>
+          <w:sz w:val="19"/>
+          <w:szCs w:val="19"/>
+        </w:rPr>
+        <w:t>② 对射遮挡 → 舵机：3 号板上报 blocked 时，1 号板自动转到 0°；上报 clear 时回到 90°。</w:t>
+      </w:r>
+    </w:p>
+    <w:p>
+      <w:pPr>
+        <w:keepNext w:val="0"/>
+        <w:shd w:val="clear" w:fill="F5F7FA"/>
+        <w:spacing w:after="120" w:line="260" w:lineRule="auto"/>
+        <w:ind w:left="400"/>
+        <w:jc w:val="left"/>
+      </w:pPr>
+      <w:r>
+        <w:rPr>
+          <w:rFonts w:ascii="Consolas" w:eastAsia="宋体"/>
+          <w:color w:val="000000"/>
+          <w:sz w:val="19"/>
+          <w:szCs w:val="19"/>
+        </w:rPr>
+        <w:t>③ 光照过暗 → 照明：8 号板上报的光照度 ≤ 50 lx 时，5 号板点亮暖白光；≥ 120 lx 时熄灭。</w:t>
+      </w:r>
+    </w:p>
+    <w:p>
+      <w:pPr>
+        <w:keepNext w:val="0"/>
+        <w:shd w:val="clear" w:fill="F5F7FA"/>
+        <w:spacing w:after="120" w:line="260" w:lineRule="auto"/>
+        <w:ind w:left="400"/>
+        <w:jc w:val="left"/>
+      </w:pPr>
+      <w:r>
+        <w:rPr>
+          <w:rFonts w:ascii="Consolas" w:eastAsia="宋体"/>
+          <w:color w:val="000000"/>
+          <w:sz w:val="19"/>
+          <w:szCs w:val="19"/>
+        </w:rPr>
+        <w:t>④ 火焰 → 声光报警：6 号板上报 detected 时，5 号板进入多彩循环并让蜂鸣器间歇鸣叫；上报 clear 后解除。</w:t>
+      </w:r>
+    </w:p>
+    <w:p>
+      <w:pPr>
+        <w:keepNext w:val="0"/>
+        <w:shd w:val="clear" w:fill="F5F7FA"/>
+        <w:spacing w:after="120" w:line="260" w:lineRule="auto"/>
+        <w:ind w:left="400"/>
+        <w:jc w:val="left"/>
+      </w:pPr>
+      <w:r>
+        <w:rPr>
+          <w:rFonts w:ascii="Consolas" w:eastAsia="宋体"/>
+          <w:color w:val="000000"/>
+          <w:sz w:val="19"/>
+          <w:szCs w:val="19"/>
+        </w:rPr>
+        <w:t>联动动作完成后，执行器发出一条扩展 evt 上报（发布到 report 主题）：</w:t>
+      </w:r>
+    </w:p>
+    <w:p>
+      <w:pPr>
+        <w:keepNext w:val="0"/>
+        <w:shd w:val="clear" w:fill="F5F7FA"/>
+        <w:spacing w:after="120" w:line="260" w:lineRule="auto"/>
+        <w:ind w:left="400"/>
+        <w:jc w:val="left"/>
+      </w:pPr>
+      <w:r>
+        <w:rPr>
+          <w:rFonts w:ascii="Consolas" w:eastAsia="宋体"/>
+          <w:color w:val="000000"/>
+          <w:sz w:val="19"/>
+          <w:szCs w:val="19"/>
+        </w:rPr>
+        <w:t>report  {"ver":"1.0","type":"evt","seq":31,"src":"1","dst":0,</w:t>
+      </w:r>
+    </w:p>
+    <w:p>
+      <w:pPr>
+        <w:keepNext w:val="0"/>
+        <w:shd w:val="clear" w:fill="F5F7FA"/>
+        <w:spacing w:after="120" w:line="260" w:lineRule="auto"/>
+        <w:ind w:left="400"/>
+        <w:jc w:val="left"/>
+      </w:pPr>
+      <w:r>
+        <w:rPr>
+          <w:rFonts w:ascii="Consolas" w:eastAsia="宋体"/>
+          <w:color w:val="000000"/>
+          <w:sz w:val="19"/>
+          <w:szCs w:val="19"/>
+        </w:rPr>
+        <w:t>"body":{"device":"servo","event":"auto_move","level":1}}</w:t>
+      </w:r>
+    </w:p>
+    <w:p>
+      <w:pPr>
+        <w:keepNext w:val="0"/>
+        <w:shd w:val="clear" w:fill="F5F7FA"/>
+        <w:spacing w:after="120" w:line="260" w:lineRule="auto"/>
+        <w:ind w:left="400"/>
+        <w:jc w:val="left"/>
+      </w:pPr>
+      <w:r>
+        <w:rPr>
+          <w:rFonts w:ascii="Consolas" w:eastAsia="宋体"/>
+          <w:color w:val="000000"/>
+          <w:sz w:val="19"/>
+          <w:szCs w:val="19"/>
+        </w:rPr>
+        <w:t>report  {"ver":"1.0","type":"evt","seq":20,"src":"2","dst":0,</w:t>
+      </w:r>
+    </w:p>
+    <w:p>
+      <w:pPr>
+        <w:keepNext w:val="0"/>
+        <w:shd w:val="clear" w:fill="F5F7FA"/>
+        <w:spacing w:after="120" w:line="260" w:lineRule="auto"/>
+        <w:ind w:left="400"/>
+        <w:jc w:val="left"/>
+      </w:pPr>
+      <w:r>
+        <w:rPr>
+          <w:rFonts w:ascii="Consolas" w:eastAsia="宋体"/>
+          <w:color w:val="000000"/>
+          <w:sz w:val="19"/>
+          <w:szCs w:val="19"/>
+        </w:rPr>
+        <w:t>"body":{"device":"fan","event":"auto_on","level":1}}</w:t>
+      </w:r>
+    </w:p>
+    <w:p>
+      <w:pPr>
+        <w:keepNext w:val="0"/>
+        <w:shd w:val="clear" w:fill="F5F7FA"/>
+        <w:spacing w:after="120" w:line="260" w:lineRule="auto"/>
+        <w:ind w:left="400"/>
+        <w:jc w:val="left"/>
+      </w:pPr>
+      <w:r>
+        <w:rPr>
+          <w:rFonts w:ascii="Consolas" w:eastAsia="宋体"/>
+          <w:color w:val="000000"/>
+          <w:sz w:val="19"/>
+          <w:szCs w:val="19"/>
+        </w:rPr>
+        <w:t>report  {"ver":"1.0","type":"evt","seq":30,"src":"5","dst":0,</w:t>
+      </w:r>
+    </w:p>
+    <w:p>
+      <w:pPr>
+        <w:keepNext w:val="0"/>
+        <w:shd w:val="clear" w:fill="F5F7FA"/>
+        <w:spacing w:after="120" w:line="260" w:lineRule="auto"/>
+        <w:ind w:left="400"/>
+        <w:jc w:val="left"/>
+      </w:pPr>
+      <w:r>
+        <w:rPr>
+          <w:rFonts w:ascii="Consolas" w:eastAsia="宋体"/>
+          <w:color w:val="000000"/>
+          <w:sz w:val="19"/>
+          <w:szCs w:val="19"/>
+        </w:rPr>
+        <w:t>"body":{"device":"rgb","event":"scene_fire","level":3}}</w:t>
+      </w:r>
+    </w:p>
+    <w:p>
+      <w:pPr>
+        <w:keepNext w:val="0"/>
+        <w:shd w:val="clear" w:fill="F5F7FA"/>
+        <w:spacing w:after="120" w:line="260" w:lineRule="auto"/>
+        <w:ind w:left="400"/>
+        <w:jc w:val="left"/>
+      </w:pPr>
+      <w:r>
+        <w:rPr>
+          <w:rFonts w:ascii="Consolas" w:eastAsia="宋体"/>
+          <w:color w:val="000000"/>
+          <w:sz w:val="19"/>
+          <w:szCs w:val="19"/>
+        </w:rPr>
+        <w:t>冲突处理与超时兜底：5 号板同时参与 ③ 与 ④，板内按「火焰报警 &gt; 平台手动命令 &gt; 光照照明」的优先级仲裁，平台下发的 set_color 会临时接管灯光，直到下一次传感器状态变化。6 号板在火焰持续期间每 5 秒重发一次 detected，5 号板连续 15 秒收不到任何火焰报文即自动解除声光报警，避免解除报文丢失导致一直报警。</w:t>
+      </w:r>
+    </w:p>
+    <w:p>
+      <w:pPr>
         <w:pStyle w:val="2"/>
         <w:keepNext/>
         <w:spacing w:before="320" w:after="140" w:line="340" w:lineRule="auto"/>
@@ -19303,7 +19649,7 @@
           <w:sz w:val="21"/>
           <w:szCs w:val="21"/>
         </w:rPr>
-        <w:t xml:space="preserve">◼ </w:t>
+        <w:t>◼ 建议接收使用 DynamicJsonDocument&lt;512&gt;，发送使用 StaticJsonDocument&lt;384&gt;。本组固件统一使用 256dpi/arduino-mqtt 库——协议表 18 要求 cmd、evt、ack 用 QoS 1，而 PubSubClient 的 publish() 只能发 QoS 0，达不到要求。该库的收发缓冲区必须在构造时显式放大：MQTTClient client(1024, 1024)；默认只有 128 字节，带 param 的报文会被静默截断。</w:t>
       </w:r>
       <w:r>
         <w:rPr>
@@ -19314,7 +19660,6 @@
           <w:sz w:val="24"/>
           <w:szCs w:val="24"/>
         </w:rPr>
-        <w:t xml:space="preserve">建议接收使用 </w:t>
       </w:r>
       <w:r>
         <w:rPr>
@@ -19325,7 +19670,6 @@
           <w:sz w:val="21"/>
           <w:szCs w:val="21"/>
         </w:rPr>
-        <w:t>DynamicJsonDocument&lt;512&gt;</w:t>
       </w:r>
       <w:r>
         <w:rPr>
@@ -19336,7 +19680,6 @@
           <w:sz w:val="24"/>
           <w:szCs w:val="24"/>
         </w:rPr>
-        <w:t xml:space="preserve">，发送使用 </w:t>
       </w:r>
       <w:r>
         <w:rPr>
@@ -19347,7 +19690,6 @@
           <w:sz w:val="21"/>
           <w:szCs w:val="21"/>
         </w:rPr>
-        <w:t>StaticJsonDocument&lt;384&gt;</w:t>
       </w:r>
       <w:r>
         <w:rPr>
@@ -19358,7 +19700,6 @@
           <w:sz w:val="24"/>
           <w:szCs w:val="24"/>
         </w:rPr>
-        <w:t xml:space="preserve">。PubSubClient 默认报文缓冲区为 256 字节，语音播报文本较长时会被截断，须在连接前调用 </w:t>
       </w:r>
       <w:r>
         <w:rPr>
@@ -19369,7 +19710,6 @@
           <w:sz w:val="21"/>
           <w:szCs w:val="21"/>
         </w:rPr>
-        <w:t>client.setBufferSize(512)</w:t>
       </w:r>
       <w:r>
         <w:rPr>
@@ -19380,7 +19720,6 @@
           <w:sz w:val="24"/>
           <w:szCs w:val="24"/>
         </w:rPr>
-        <w:t>。</w:t>
       </w:r>
     </w:p>
     <w:p>
@@ -21203,7 +21542,7 @@
                 <w:sz w:val="20"/>
                 <w:szCs w:val="20"/>
               </w:rPr>
-              <w:t>无</w:t>
+              <w:t>无（本次未实现）</w:t>
             </w:r>
           </w:p>
         </w:tc>
@@ -21513,7 +21852,7 @@
                 <w:sz w:val="20"/>
                 <w:szCs w:val="20"/>
               </w:rPr>
-              <w:t>去抖 20 ms</w:t>
+              <w:t>去抖 20 ms（本次未实现）</w:t>
             </w:r>
           </w:p>
         </w:tc>
@@ -21752,7 +22091,7 @@
           <w:sz w:val="21"/>
           <w:szCs w:val="21"/>
         </w:rPr>
-        <w:t xml:space="preserve">◼ </w:t>
+        <w:t>◼ 各板必须订阅本组 cmd 主题。report 主题原则上不订阅，以免收到自己发出的上报形成自回环；本组为支持板端联动（见 7.5 节），1、2、5、7 号板额外订阅了 report 与 online。自回环由固件在解析入口按 src 过滤彻底堵死：回调收到 src 等于本板板号的报文直接丢弃，因此不可能形成回环。各板均可通过配置宏关闭这一额外订阅，退回只订阅 cmd 的标准形态。</w:t>
       </w:r>
       <w:r>
         <w:rPr>
@@ -21763,7 +22102,6 @@
           <w:sz w:val="24"/>
           <w:szCs w:val="24"/>
         </w:rPr>
-        <w:t xml:space="preserve">各板必须订阅本组 </w:t>
       </w:r>
       <w:r>
         <w:rPr>
@@ -21774,7 +22112,6 @@
           <w:sz w:val="21"/>
           <w:szCs w:val="21"/>
         </w:rPr>
-        <w:t>cmd</w:t>
       </w:r>
       <w:r>
         <w:rPr>
@@ -21785,7 +22122,6 @@
           <w:sz w:val="24"/>
           <w:szCs w:val="24"/>
         </w:rPr>
-        <w:t xml:space="preserve"> 主题，不得订阅 </w:t>
       </w:r>
       <w:r>
         <w:rPr>
@@ -21796,7 +22132,6 @@
           <w:sz w:val="21"/>
           <w:szCs w:val="21"/>
         </w:rPr>
-        <w:t>report</w:t>
       </w:r>
       <w:r>
         <w:rPr>
@@ -21807,7 +22142,6 @@
           <w:sz w:val="24"/>
           <w:szCs w:val="24"/>
         </w:rPr>
-        <w:t xml:space="preserve"> 主题，避免自回环；</w:t>
       </w:r>
       <w:r>
         <w:rPr>
@@ -21818,7 +22152,6 @@
           <w:sz w:val="21"/>
           <w:szCs w:val="21"/>
         </w:rPr>
-        <w:t>online</w:t>
       </w:r>
       <w:r>
         <w:rPr>
@@ -21829,7 +22162,6 @@
           <w:sz w:val="24"/>
           <w:szCs w:val="24"/>
         </w:rPr>
-        <w:t xml:space="preserve"> 主题按需订阅，用于在液晶屏或串口显示其他板的在线状态。</w:t>
       </w:r>
     </w:p>
     <w:p>
@@ -21844,7 +22176,7 @@
           <w:sz w:val="21"/>
           <w:szCs w:val="21"/>
         </w:rPr>
-        <w:t xml:space="preserve">◼ </w:t>
+        <w:t>◼ WiFi 与 MQTT 服务器参数：WiFi 账号与密码按实验箱所在教室配置，服务器地址 yunyismart.tech，端口 1883；Web 端通过 WebSocket 连接时端口为 9001。</w:t>
       </w:r>
       <w:r>
         <w:rPr>
@@ -21855,7 +22187,6 @@
           <w:sz w:val="24"/>
           <w:szCs w:val="24"/>
         </w:rPr>
-        <w:t xml:space="preserve">WiFi 与 MQTT 服务器参数：SSID 与密码按实验箱所在教室配置，服务器地址 </w:t>
       </w:r>
       <w:r>
         <w:rPr>
@@ -21866,7 +22197,6 @@
           <w:sz w:val="21"/>
           <w:szCs w:val="21"/>
         </w:rPr>
-        <w:t>yunyismart.tech</w:t>
       </w:r>
       <w:r>
         <w:rPr>
@@ -21877,7 +22207,6 @@
           <w:sz w:val="24"/>
           <w:szCs w:val="24"/>
         </w:rPr>
-        <w:t xml:space="preserve">，端口 </w:t>
       </w:r>
       <w:r>
         <w:rPr>
@@ -21888,7 +22217,6 @@
           <w:sz w:val="21"/>
           <w:szCs w:val="21"/>
         </w:rPr>
-        <w:t>1883</w:t>
       </w:r>
       <w:r>
         <w:rPr>
@@ -21899,7 +22227,6 @@
           <w:sz w:val="24"/>
           <w:szCs w:val="24"/>
         </w:rPr>
-        <w:t xml:space="preserve">；Web 端通过 WebSocket 连接时端口为 </w:t>
       </w:r>
       <w:r>
         <w:rPr>
@@ -21910,7 +22237,6 @@
           <w:sz w:val="21"/>
           <w:szCs w:val="21"/>
         </w:rPr>
-        <w:t>9001</w:t>
       </w:r>
       <w:r>
         <w:rPr>
@@ -21921,7 +22247,6 @@
           <w:sz w:val="24"/>
           <w:szCs w:val="24"/>
         </w:rPr>
-        <w:t>。</w:t>
       </w:r>
     </w:p>
     <w:p>
@@ -22076,7 +22401,7 @@
           <w:sz w:val="24"/>
           <w:szCs w:val="24"/>
         </w:rPr>
-        <w:t>表 20 中的扩展数据点为本组的个性化实现，用于现场演示与功能加分。各平台可选做，实现与否不影响基本功能；表中所列格式同样属于本协议的组成部分，一旦采用须与代码保持一致。</w:t>
+        <w:t>表 20 中的扩展数据点为本组的个性化实现，用于现场演示与功能加分。各平台可选做，实现与否不影响基本功能；表中所列格式同样属于本协议的组成部分，一旦采用须与代码保持一致。其中带「本次未实现」标注的条目为本组保留的定义，当前固件未实现，平台不应向其发送命令；联动事件（servo、fan、rgb 的 auto_* 与 scene_*）由执行器板在完成板端联动后主动上报，详见 7.5 节。</w:t>
       </w:r>
     </w:p>
     <w:p>
@@ -22610,6 +22935,8 @@
                 <w:szCs w:val="20"/>
               </w:rPr>
               <w:t>火势等级，由强度换算：</w:t>
+              <w:br/>
+              <w:t>3000 以上为 3，2000 以上为 2，其余为 1（本次未实现）</w:t>
             </w:r>
           </w:p>
           <w:p>
@@ -22626,7 +22953,6 @@
                 <w:sz w:val="20"/>
                 <w:szCs w:val="20"/>
               </w:rPr>
-              <w:t>3000 以上为 3，2000 以上为 2，其余为 1</w:t>
             </w:r>
           </w:p>
         </w:tc>
@@ -22959,7 +23285,520 @@
                 <w:sz w:val="20"/>
                 <w:szCs w:val="20"/>
               </w:rPr>
-              <w:t>ADC 换算电压值，单位为 V，保留 2 位小数</w:t>
+              <w:t>ADC 换算电压值，单位为 V，保留 2 位小数（本次未实现）</w:t>
+            </w:r>
+          </w:p>
+        </w:tc>
+      </w:tr>
+      <w:tr>
+        <w:tblPrEx>
+          <w:tblBorders>
+            <w:top w:val="single" w:color="808080" w:sz="4" w:space="0"/>
+            <w:left w:val="single" w:color="808080" w:sz="4" w:space="0"/>
+            <w:bottom w:val="single" w:color="808080" w:sz="4" w:space="0"/>
+            <w:right w:val="single" w:color="808080" w:sz="4" w:space="0"/>
+            <w:insideH w:val="single" w:color="808080" w:sz="2" w:space="0"/>
+            <w:insideV w:val="single" w:color="808080" w:sz="2" w:space="0"/>
+          </w:tblBorders>
+          <w:tblCellMar>
+            <w:top w:w="0" w:type="dxa"/>
+            <w:left w:w="10" w:type="dxa"/>
+            <w:bottom w:w="0" w:type="dxa"/>
+            <w:right w:w="10" w:type="dxa"/>
+          </w:tblCellMar>
+        </w:tblPrEx>
+        <w:trPr>
+          <w:cantSplit/>
+        </w:trPr>
+        <w:tc>
+          <w:tcPr>
+            <w:tcW w:w="800" w:type="pct"/>
+            <w:tcMar>
+              <w:top w:w="60" w:type="dxa"/>
+              <w:left w:w="100" w:type="dxa"/>
+              <w:bottom w:w="60" w:type="dxa"/>
+              <w:right w:w="100" w:type="dxa"/>
+            </w:tcMar>
+          </w:tcPr>
+          <w:p>
+            <w:pPr>
+              <w:spacing w:line="260" w:lineRule="auto"/>
+              <w:jc w:val="left"/>
+            </w:pPr>
+            <w:r>
+              <w:rPr>
+                <w:rFonts w:ascii="Consolas" w:eastAsia="宋体"/>
+                <w:b w:val="0"/>
+                <w:bCs w:val="0"/>
+                <w:color w:val="000000"/>
+                <w:sz w:val="17"/>
+                <w:szCs w:val="17"/>
+              </w:rPr>
+              <w:t>servo</w:t>
+            </w:r>
+          </w:p>
+        </w:tc>
+        <w:tc>
+          <w:tcPr>
+            <w:tcW w:w="700" w:type="pct"/>
+            <w:tcMar>
+              <w:top w:w="60" w:type="dxa"/>
+              <w:left w:w="100" w:type="dxa"/>
+              <w:bottom w:w="60" w:type="dxa"/>
+              <w:right w:w="100" w:type="dxa"/>
+            </w:tcMar>
+          </w:tcPr>
+          <w:p>
+            <w:pPr>
+              <w:spacing w:line="260" w:lineRule="auto"/>
+              <w:jc w:val="left"/>
+            </w:pPr>
+            <w:r>
+              <w:rPr>
+                <w:rFonts w:ascii="Consolas" w:eastAsia="宋体"/>
+                <w:b w:val="0"/>
+                <w:bCs w:val="0"/>
+                <w:color w:val="000000"/>
+                <w:sz w:val="17"/>
+                <w:szCs w:val="17"/>
+              </w:rPr>
+              <w:t>event: auto_move / auto_home</w:t>
+            </w:r>
+          </w:p>
+        </w:tc>
+        <w:tc>
+          <w:tcPr>
+            <w:tcW w:w="600" w:type="pct"/>
+            <w:tcMar>
+              <w:top w:w="60" w:type="dxa"/>
+              <w:left w:w="100" w:type="dxa"/>
+              <w:bottom w:w="60" w:type="dxa"/>
+              <w:right w:w="100" w:type="dxa"/>
+            </w:tcMar>
+          </w:tcPr>
+          <w:p>
+            <w:pPr>
+              <w:spacing w:line="260" w:lineRule="auto"/>
+              <w:jc w:val="left"/>
+            </w:pPr>
+            <w:r>
+              <w:rPr>
+                <w:rFonts w:ascii="Times New Roman" w:eastAsia="宋体"/>
+                <w:b w:val="0"/>
+                <w:bCs w:val="0"/>
+                <w:color w:val="000000"/>
+                <w:sz w:val="20"/>
+                <w:szCs w:val="20"/>
+              </w:rPr>
+              <w:t>上行</w:t>
+            </w:r>
+          </w:p>
+        </w:tc>
+        <w:tc>
+          <w:tcPr>
+            <w:tcW w:w="1300" w:type="pct"/>
+            <w:tcMar>
+              <w:top w:w="60" w:type="dxa"/>
+              <w:left w:w="100" w:type="dxa"/>
+              <w:bottom w:w="60" w:type="dxa"/>
+              <w:right w:w="100" w:type="dxa"/>
+            </w:tcMar>
+          </w:tcPr>
+          <w:p>
+            <w:pPr>
+              <w:spacing w:line="260" w:lineRule="auto"/>
+              <w:jc w:val="left"/>
+            </w:pPr>
+            <w:r>
+              <w:rPr>
+                <w:rFonts w:ascii="Times New Roman" w:eastAsia="宋体"/>
+                <w:b w:val="0"/>
+                <w:bCs w:val="0"/>
+                <w:color w:val="000000"/>
+                <w:sz w:val="20"/>
+                <w:szCs w:val="20"/>
+              </w:rPr>
+              <w:t>level 1 / 0</w:t>
+            </w:r>
+            <w:r>
+              <w:rPr>
+                <w:rFonts w:ascii="Consolas" w:eastAsia="宋体"/>
+                <w:b w:val="0"/>
+                <w:bCs w:val="0"/>
+                <w:color w:val="000000"/>
+                <w:sz w:val="17"/>
+                <w:szCs w:val="17"/>
+              </w:rPr>
+            </w:r>
+          </w:p>
+        </w:tc>
+        <w:tc>
+          <w:tcPr>
+            <w:tcW w:w="1600" w:type="pct"/>
+            <w:tcMar>
+              <w:top w:w="60" w:type="dxa"/>
+              <w:left w:w="100" w:type="dxa"/>
+              <w:bottom w:w="60" w:type="dxa"/>
+              <w:right w:w="100" w:type="dxa"/>
+            </w:tcMar>
+          </w:tcPr>
+          <w:p>
+            <w:pPr>
+              <w:spacing w:line="260" w:lineRule="auto"/>
+              <w:jc w:val="left"/>
+            </w:pPr>
+            <w:r>
+              <w:rPr>
+                <w:rFonts w:ascii="Times New Roman" w:eastAsia="宋体"/>
+                <w:b w:val="0"/>
+                <w:bCs w:val="0"/>
+                <w:color w:val="000000"/>
+                <w:sz w:val="20"/>
+                <w:szCs w:val="20"/>
+              </w:rPr>
+              <w:t>板端联动：舵机因对射遮挡自动转动 / 复位（见 7.5 节）</w:t>
+            </w:r>
+          </w:p>
+        </w:tc>
+      </w:tr>
+      <w:tr>
+        <w:tblPrEx>
+          <w:tblBorders>
+            <w:top w:val="single" w:color="808080" w:sz="4" w:space="0"/>
+            <w:left w:val="single" w:color="808080" w:sz="4" w:space="0"/>
+            <w:bottom w:val="single" w:color="808080" w:sz="4" w:space="0"/>
+            <w:right w:val="single" w:color="808080" w:sz="4" w:space="0"/>
+            <w:insideH w:val="single" w:color="808080" w:sz="2" w:space="0"/>
+            <w:insideV w:val="single" w:color="808080" w:sz="2" w:space="0"/>
+          </w:tblBorders>
+          <w:tblCellMar>
+            <w:top w:w="0" w:type="dxa"/>
+            <w:left w:w="10" w:type="dxa"/>
+            <w:bottom w:w="0" w:type="dxa"/>
+            <w:right w:w="10" w:type="dxa"/>
+          </w:tblCellMar>
+        </w:tblPrEx>
+        <w:trPr>
+          <w:cantSplit/>
+        </w:trPr>
+        <w:tc>
+          <w:tcPr>
+            <w:tcW w:w="800" w:type="pct"/>
+            <w:tcMar>
+              <w:top w:w="60" w:type="dxa"/>
+              <w:left w:w="100" w:type="dxa"/>
+              <w:bottom w:w="60" w:type="dxa"/>
+              <w:right w:w="100" w:type="dxa"/>
+            </w:tcMar>
+          </w:tcPr>
+          <w:p>
+            <w:pPr>
+              <w:spacing w:line="260" w:lineRule="auto"/>
+              <w:jc w:val="left"/>
+            </w:pPr>
+            <w:r>
+              <w:rPr>
+                <w:rFonts w:ascii="Consolas" w:eastAsia="宋体"/>
+                <w:b w:val="0"/>
+                <w:bCs w:val="0"/>
+                <w:color w:val="000000"/>
+                <w:sz w:val="17"/>
+                <w:szCs w:val="17"/>
+              </w:rPr>
+              <w:t>fan</w:t>
+            </w:r>
+          </w:p>
+        </w:tc>
+        <w:tc>
+          <w:tcPr>
+            <w:tcW w:w="700" w:type="pct"/>
+            <w:tcMar>
+              <w:top w:w="60" w:type="dxa"/>
+              <w:left w:w="100" w:type="dxa"/>
+              <w:bottom w:w="60" w:type="dxa"/>
+              <w:right w:w="100" w:type="dxa"/>
+            </w:tcMar>
+          </w:tcPr>
+          <w:p>
+            <w:pPr>
+              <w:spacing w:line="260" w:lineRule="auto"/>
+              <w:jc w:val="left"/>
+            </w:pPr>
+            <w:r>
+              <w:rPr>
+                <w:rFonts w:ascii="Consolas" w:eastAsia="宋体"/>
+                <w:b w:val="0"/>
+                <w:bCs w:val="0"/>
+                <w:color w:val="000000"/>
+                <w:sz w:val="17"/>
+                <w:szCs w:val="17"/>
+              </w:rPr>
+              <w:t>event: auto_on / auto_off</w:t>
+            </w:r>
+          </w:p>
+        </w:tc>
+        <w:tc>
+          <w:tcPr>
+            <w:tcW w:w="600" w:type="pct"/>
+            <w:tcMar>
+              <w:top w:w="60" w:type="dxa"/>
+              <w:left w:w="100" w:type="dxa"/>
+              <w:bottom w:w="60" w:type="dxa"/>
+              <w:right w:w="100" w:type="dxa"/>
+            </w:tcMar>
+          </w:tcPr>
+          <w:p>
+            <w:pPr>
+              <w:spacing w:line="260" w:lineRule="auto"/>
+              <w:jc w:val="left"/>
+            </w:pPr>
+            <w:r>
+              <w:rPr>
+                <w:rFonts w:ascii="Times New Roman" w:eastAsia="宋体"/>
+                <w:b w:val="0"/>
+                <w:bCs w:val="0"/>
+                <w:color w:val="000000"/>
+                <w:sz w:val="20"/>
+                <w:szCs w:val="20"/>
+              </w:rPr>
+              <w:t>上行</w:t>
+            </w:r>
+          </w:p>
+        </w:tc>
+        <w:tc>
+          <w:tcPr>
+            <w:tcW w:w="1300" w:type="pct"/>
+            <w:tcMar>
+              <w:top w:w="60" w:type="dxa"/>
+              <w:left w:w="100" w:type="dxa"/>
+              <w:bottom w:w="60" w:type="dxa"/>
+              <w:right w:w="100" w:type="dxa"/>
+            </w:tcMar>
+          </w:tcPr>
+          <w:p>
+            <w:pPr>
+              <w:spacing w:line="260" w:lineRule="auto"/>
+              <w:jc w:val="left"/>
+            </w:pPr>
+            <w:r>
+              <w:rPr>
+                <w:rFonts w:ascii="Times New Roman" w:eastAsia="宋体"/>
+                <w:b w:val="0"/>
+                <w:bCs w:val="0"/>
+                <w:color w:val="000000"/>
+                <w:sz w:val="20"/>
+                <w:szCs w:val="20"/>
+              </w:rPr>
+              <w:t>level 1 / 0</w:t>
+            </w:r>
+            <w:r>
+              <w:rPr>
+                <w:rFonts w:ascii="Consolas" w:eastAsia="宋体"/>
+                <w:b w:val="0"/>
+                <w:bCs w:val="0"/>
+                <w:color w:val="000000"/>
+                <w:sz w:val="17"/>
+                <w:szCs w:val="17"/>
+              </w:rPr>
+            </w:r>
+          </w:p>
+        </w:tc>
+        <w:tc>
+          <w:tcPr>
+            <w:tcW w:w="1600" w:type="pct"/>
+            <w:tcMar>
+              <w:top w:w="60" w:type="dxa"/>
+              <w:left w:w="100" w:type="dxa"/>
+              <w:bottom w:w="60" w:type="dxa"/>
+              <w:right w:w="100" w:type="dxa"/>
+            </w:tcMar>
+          </w:tcPr>
+          <w:p>
+            <w:pPr>
+              <w:spacing w:line="260" w:lineRule="auto"/>
+              <w:jc w:val="left"/>
+            </w:pPr>
+            <w:r>
+              <w:rPr>
+                <w:rFonts w:ascii="Times New Roman" w:eastAsia="宋体"/>
+                <w:b w:val="0"/>
+                <w:bCs w:val="0"/>
+                <w:color w:val="000000"/>
+                <w:sz w:val="20"/>
+                <w:szCs w:val="20"/>
+              </w:rPr>
+              <w:t>板端联动：风扇因温湿度超标自动开启 / 恢复后关闭（见 7.5 节）</w:t>
+            </w:r>
+          </w:p>
+        </w:tc>
+      </w:tr>
+      <w:tr>
+        <w:tblPrEx>
+          <w:tblBorders>
+            <w:top w:val="single" w:color="808080" w:sz="4" w:space="0"/>
+            <w:left w:val="single" w:color="808080" w:sz="4" w:space="0"/>
+            <w:bottom w:val="single" w:color="808080" w:sz="4" w:space="0"/>
+            <w:right w:val="single" w:color="808080" w:sz="4" w:space="0"/>
+            <w:insideH w:val="single" w:color="808080" w:sz="2" w:space="0"/>
+            <w:insideV w:val="single" w:color="808080" w:sz="2" w:space="0"/>
+          </w:tblBorders>
+          <w:tblCellMar>
+            <w:top w:w="0" w:type="dxa"/>
+            <w:left w:w="10" w:type="dxa"/>
+            <w:bottom w:w="0" w:type="dxa"/>
+            <w:right w:w="10" w:type="dxa"/>
+          </w:tblCellMar>
+        </w:tblPrEx>
+        <w:trPr>
+          <w:cantSplit/>
+        </w:trPr>
+        <w:tc>
+          <w:tcPr>
+            <w:tcW w:w="800" w:type="pct"/>
+            <w:tcMar>
+              <w:top w:w="60" w:type="dxa"/>
+              <w:left w:w="100" w:type="dxa"/>
+              <w:bottom w:w="60" w:type="dxa"/>
+              <w:right w:w="100" w:type="dxa"/>
+            </w:tcMar>
+          </w:tcPr>
+          <w:p>
+            <w:pPr>
+              <w:spacing w:line="260" w:lineRule="auto"/>
+              <w:jc w:val="left"/>
+            </w:pPr>
+            <w:r>
+              <w:rPr>
+                <w:rFonts w:ascii="Consolas" w:eastAsia="宋体"/>
+                <w:b w:val="0"/>
+                <w:bCs w:val="0"/>
+                <w:color w:val="000000"/>
+                <w:sz w:val="17"/>
+                <w:szCs w:val="17"/>
+              </w:rPr>
+              <w:t>rgb</w:t>
+            </w:r>
+          </w:p>
+        </w:tc>
+        <w:tc>
+          <w:tcPr>
+            <w:tcW w:w="700" w:type="pct"/>
+            <w:tcMar>
+              <w:top w:w="60" w:type="dxa"/>
+              <w:left w:w="100" w:type="dxa"/>
+              <w:bottom w:w="60" w:type="dxa"/>
+              <w:right w:w="100" w:type="dxa"/>
+            </w:tcMar>
+          </w:tcPr>
+          <w:p>
+            <w:pPr>
+              <w:spacing w:line="260" w:lineRule="auto"/>
+              <w:jc w:val="left"/>
+            </w:pPr>
+            <w:r>
+              <w:rPr>
+                <w:rFonts w:ascii="Consolas" w:eastAsia="宋体"/>
+                <w:b w:val="0"/>
+                <w:bCs w:val="0"/>
+                <w:color w:val="000000"/>
+                <w:sz w:val="17"/>
+                <w:szCs w:val="17"/>
+              </w:rPr>
+              <w:t>event: scene_fire / scene_light / scene_off</w:t>
+            </w:r>
+          </w:p>
+        </w:tc>
+        <w:tc>
+          <w:tcPr>
+            <w:tcW w:w="600" w:type="pct"/>
+            <w:tcMar>
+              <w:top w:w="60" w:type="dxa"/>
+              <w:left w:w="100" w:type="dxa"/>
+              <w:bottom w:w="60" w:type="dxa"/>
+              <w:right w:w="100" w:type="dxa"/>
+            </w:tcMar>
+          </w:tcPr>
+          <w:p>
+            <w:pPr>
+              <w:spacing w:line="260" w:lineRule="auto"/>
+              <w:jc w:val="left"/>
+            </w:pPr>
+            <w:r>
+              <w:rPr>
+                <w:rFonts w:ascii="Times New Roman" w:eastAsia="宋体"/>
+                <w:b w:val="0"/>
+                <w:bCs w:val="0"/>
+                <w:color w:val="000000"/>
+                <w:sz w:val="20"/>
+                <w:szCs w:val="20"/>
+              </w:rPr>
+              <w:t>上行</w:t>
+            </w:r>
+          </w:p>
+        </w:tc>
+        <w:tc>
+          <w:tcPr>
+            <w:tcW w:w="1300" w:type="pct"/>
+            <w:tcMar>
+              <w:top w:w="60" w:type="dxa"/>
+              <w:left w:w="100" w:type="dxa"/>
+              <w:bottom w:w="60" w:type="dxa"/>
+              <w:right w:w="100" w:type="dxa"/>
+            </w:tcMar>
+          </w:tcPr>
+          <w:p>
+            <w:pPr>
+              <w:spacing w:line="260" w:lineRule="auto"/>
+              <w:jc w:val="left"/>
+            </w:pPr>
+            <w:r>
+              <w:rPr>
+                <w:rFonts w:ascii="Times New Roman" w:eastAsia="宋体"/>
+                <w:b w:val="0"/>
+                <w:bCs w:val="0"/>
+                <w:color w:val="000000"/>
+                <w:sz w:val="20"/>
+                <w:szCs w:val="20"/>
+              </w:rPr>
+              <w:t>level 3 / 1 / 0</w:t>
+            </w:r>
+            <w:r>
+              <w:rPr>
+                <w:rFonts w:ascii="Consolas" w:eastAsia="宋体"/>
+                <w:b w:val="0"/>
+                <w:bCs w:val="0"/>
+                <w:color w:val="000000"/>
+                <w:sz w:val="17"/>
+                <w:szCs w:val="17"/>
+              </w:rPr>
+            </w:r>
+          </w:p>
+        </w:tc>
+        <w:tc>
+          <w:tcPr>
+            <w:tcW w:w="1600" w:type="pct"/>
+            <w:tcMar>
+              <w:top w:w="60" w:type="dxa"/>
+              <w:left w:w="100" w:type="dxa"/>
+              <w:bottom w:w="60" w:type="dxa"/>
+              <w:right w:w="100" w:type="dxa"/>
+            </w:tcMar>
+          </w:tcPr>
+          <w:p>
+            <w:pPr>
+              <w:spacing w:line="260" w:lineRule="auto"/>
+              <w:jc w:val="left"/>
+            </w:pPr>
+            <w:r>
+              <w:rPr>
+                <w:rFonts w:ascii="Times New Roman" w:eastAsia="宋体"/>
+                <w:b w:val="0"/>
+                <w:bCs w:val="0"/>
+                <w:color w:val="000000"/>
+                <w:sz w:val="20"/>
+                <w:szCs w:val="20"/>
+              </w:rPr>
+              <w:t>板端联动：灯光进入火焰报警 / 光照照明 / 熄灭场景（见 7.5 节）</w:t>
             </w:r>
           </w:p>
         </w:tc>
@@ -24608,7 +25447,7 @@
                 <w:sz w:val="21"/>
                 <w:szCs w:val="21"/>
               </w:rPr>
-              <w:t>ID</w:t>
+              <w:t>BOARD_ID</w:t>
             </w:r>
           </w:p>
         </w:tc>
@@ -25303,7 +26142,7 @@
                 <w:sz w:val="17"/>
                 <w:szCs w:val="17"/>
               </w:rPr>
-              <w:t>HAS_ADC</w:t>
+              <w:t>HAS_RGB、HAS_BUZZER（HAS_ADC 为 0）</w:t>
             </w:r>
             <w:r>
               <w:rPr>
@@ -25314,7 +26153,6 @@
                 <w:sz w:val="20"/>
                 <w:szCs w:val="20"/>
               </w:rPr>
-              <w:t>、</w:t>
             </w:r>
             <w:r>
               <w:rPr>
@@ -25325,7 +26163,6 @@
                 <w:sz w:val="17"/>
                 <w:szCs w:val="17"/>
               </w:rPr>
-              <w:t>HAS_RGB</w:t>
             </w:r>
             <w:r>
               <w:rPr>
@@ -25336,7 +26173,6 @@
                 <w:sz w:val="20"/>
                 <w:szCs w:val="20"/>
               </w:rPr>
-              <w:t>、</w:t>
             </w:r>
           </w:p>
           <w:p>
@@ -25353,7 +26189,6 @@
                 <w:sz w:val="17"/>
                 <w:szCs w:val="17"/>
               </w:rPr>
-              <w:t>HAS_BUZZER</w:t>
             </w:r>
           </w:p>
         </w:tc>
@@ -25869,19 +26704,30 @@
     <w:p>
       <w:pPr>
         <w:keepNext/>
-        <w:shd w:val="clear" w:fill="F5F7FA"/>
-        <w:spacing w:after="0" w:line="260" w:lineRule="auto"/>
-        <w:ind w:left="400"/>
-        <w:jc w:val="left"/>
-      </w:pPr>
-      <w:r>
-        <w:rPr>
-          <w:rFonts w:ascii="Consolas" w:eastAsia="宋体"/>
-          <w:color w:val="000000"/>
-          <w:sz w:val="19"/>
-          <w:szCs w:val="19"/>
-        </w:rPr>
-        <w:t>// 固定的配置（所有设备都相同）</w:t>
+        <w:spacing w:after="60" w:line="312" w:lineRule="auto"/>
+        <w:ind w:firstLine="480"/>
+        <w:jc w:val="both"/>
+      </w:pPr>
+      <w:r>
+        <w:rPr>
+          <w:rFonts w:ascii="Consolas" w:eastAsia="宋体"/>
+          <w:b w:val="0"/>
+          <w:bCs w:val="0"/>
+          <w:color w:val="000000"/>
+          <w:sz w:val="21"/>
+          <w:szCs w:val="21"/>
+        </w:rPr>
+        <w:t>【注意】WiFi 参数的宏名是 WIFI_SSID / WIFI_PASSWORD，不是 SSID / PASSWORD。ESP32 的 WiFi.h 里有一个方法就叫 SSID()，一旦写成 #define SSID "..."，该方法的声明会被宏替换掉，直接编译失败。</w:t>
+      </w:r>
+      <w:r>
+        <w:rPr>
+          <w:rFonts w:ascii="Times New Roman" w:eastAsia="宋体"/>
+          <w:b w:val="0"/>
+          <w:bCs w:val="0"/>
+          <w:color w:val="000000"/>
+          <w:sz w:val="24"/>
+          <w:szCs w:val="24"/>
+        </w:rPr>
       </w:r>
     </w:p>
     <w:p>
@@ -25899,7 +26745,7 @@
           <w:sz w:val="19"/>
           <w:szCs w:val="19"/>
         </w:rPr>
-        <w:t>#define SSID       "IOT-SZCS01"</w:t>
+        <w:t>// 固定的配置（所有设备都相同）</w:t>
       </w:r>
     </w:p>
     <w:p>
@@ -25917,7 +26763,7 @@
           <w:sz w:val="19"/>
           <w:szCs w:val="19"/>
         </w:rPr>
-        <w:t>#define PASSWORD   "iot-szcs01"</w:t>
+        <w:t>#define WIFI_SSID     "IOT-SZCS01"</w:t>
       </w:r>
     </w:p>
     <w:p>
@@ -25935,7 +26781,7 @@
           <w:sz w:val="19"/>
           <w:szCs w:val="19"/>
         </w:rPr>
-        <w:t>#define mqttServer "yunyismart.tech"</w:t>
+        <w:t>#define WIFI_PASSWORD "iot-szcs01"</w:t>
       </w:r>
     </w:p>
     <w:p>
@@ -25953,7 +26799,7 @@
           <w:sz w:val="19"/>
           <w:szCs w:val="19"/>
         </w:rPr>
-        <w:t>#define mqttPort   1883</w:t>
+        <w:t>#define MQTT_SERVER   "yunyismart.tech"</w:t>
       </w:r>
     </w:p>
     <w:p>
@@ -25964,6 +26810,15 @@
         <w:ind w:left="400"/>
         <w:jc w:val="left"/>
       </w:pPr>
+      <w:r>
+        <w:rPr>
+          <w:rFonts w:ascii="Consolas" w:eastAsia="宋体"/>
+          <w:color w:val="000000"/>
+          <w:sz w:val="19"/>
+          <w:szCs w:val="19"/>
+        </w:rPr>
+        <w:t>#define MQTT_PORT     1883</w:t>
+      </w:r>
     </w:p>
     <w:p>
       <w:pPr>
@@ -25973,15 +26828,6 @@
         <w:ind w:left="400"/>
         <w:jc w:val="left"/>
       </w:pPr>
-      <w:r>
-        <w:rPr>
-          <w:rFonts w:ascii="Consolas" w:eastAsia="宋体"/>
-          <w:color w:val="000000"/>
-          <w:sz w:val="19"/>
-          <w:szCs w:val="19"/>
-        </w:rPr>
-        <w:t>// 本组编号与主题定义</w:t>
-      </w:r>
     </w:p>
     <w:p>
       <w:pPr>
@@ -25998,7 +26844,7 @@
           <w:sz w:val="19"/>
           <w:szCs w:val="19"/>
         </w:rPr>
-        <w:t>#define GROUP_ID     1</w:t>
+        <w:t>// 本组编号与主题定义</w:t>
       </w:r>
     </w:p>
     <w:p>
@@ -26016,7 +26862,7 @@
           <w:sz w:val="19"/>
           <w:szCs w:val="19"/>
         </w:rPr>
-        <w:t>#define TOPIC_CMD    "202609_PP2/1/cmd"</w:t>
+        <w:t>#define GROUP_ID     1</w:t>
       </w:r>
     </w:p>
     <w:p>
@@ -26034,7 +26880,7 @@
           <w:sz w:val="19"/>
           <w:szCs w:val="19"/>
         </w:rPr>
-        <w:t>#define TOPIC_REPORT "202609_PP2/1/report"</w:t>
+        <w:t>#define TOPIC_CMD    "202609_PP2/1/cmd"</w:t>
       </w:r>
     </w:p>
     <w:p>
@@ -26052,7 +26898,7 @@
           <w:sz w:val="19"/>
           <w:szCs w:val="19"/>
         </w:rPr>
-        <w:t>#define TOPIC_ONLINE "202609_PP2/1/online"</w:t>
+        <w:t>#define TOPIC_REPORT "202609_PP2/1/report"</w:t>
       </w:r>
     </w:p>
     <w:p>
@@ -26063,6 +26909,15 @@
         <w:ind w:left="400"/>
         <w:jc w:val="left"/>
       </w:pPr>
+      <w:r>
+        <w:rPr>
+          <w:rFonts w:ascii="Consolas" w:eastAsia="宋体"/>
+          <w:color w:val="000000"/>
+          <w:sz w:val="19"/>
+          <w:szCs w:val="19"/>
+        </w:rPr>
+        <w:t>#define TOPIC_ONLINE "202609_PP2/1/online"</w:t>
+      </w:r>
     </w:p>
     <w:p>
       <w:pPr>
@@ -26072,15 +26927,6 @@
         <w:ind w:left="400"/>
         <w:jc w:val="left"/>
       </w:pPr>
-      <w:r>
-        <w:rPr>
-          <w:rFonts w:ascii="Consolas" w:eastAsia="宋体"/>
-          <w:color w:val="000000"/>
-          <w:sz w:val="19"/>
-          <w:szCs w:val="19"/>
-        </w:rPr>
-        <w:t>// 本设备板号（1～8，按板号填写）</w:t>
-      </w:r>
     </w:p>
     <w:p>
       <w:pPr>
@@ -26097,7 +26943,7 @@
           <w:sz w:val="19"/>
           <w:szCs w:val="19"/>
         </w:rPr>
-        <w:t>#define ID 1</w:t>
+        <w:t>// 本设备板号（1～8，按板号填写）</w:t>
       </w:r>
     </w:p>
     <w:p>
@@ -26108,6 +26954,15 @@
         <w:ind w:left="400"/>
         <w:jc w:val="left"/>
       </w:pPr>
+      <w:r>
+        <w:rPr>
+          <w:rFonts w:ascii="Consolas" w:eastAsia="宋体"/>
+          <w:color w:val="000000"/>
+          <w:sz w:val="19"/>
+          <w:szCs w:val="19"/>
+        </w:rPr>
+        <w:t>#define BOARD_ID     1</w:t>
+      </w:r>
     </w:p>
     <w:p>
       <w:pPr>
@@ -26117,6 +26972,15 @@
         <w:ind w:left="400"/>
         <w:jc w:val="left"/>
       </w:pPr>
+    </w:p>
+    <w:p>
+      <w:pPr>
+        <w:keepNext/>
+        <w:shd w:val="clear" w:fill="F5F7FA"/>
+        <w:spacing w:after="0" w:line="260" w:lineRule="auto"/>
+        <w:ind w:left="400"/>
+        <w:jc w:val="left"/>
+      </w:pPr>
       <w:r>
         <w:rPr>
           <w:rFonts w:ascii="Consolas" w:eastAsia="宋体"/>
@@ -26147,6 +27011,131 @@
     </w:p>
     <w:p>
       <w:pPr>
+        <w:keepNext w:val="0"/>
+        <w:shd w:val="clear" w:fill="F5F7FA"/>
+        <w:spacing w:after="120" w:line="260" w:lineRule="auto"/>
+        <w:ind w:left="400"/>
+        <w:jc w:val="left"/>
+      </w:pPr>
+      <w:r>
+        <w:rPr>
+          <w:rFonts w:ascii="Consolas" w:eastAsia="宋体"/>
+          <w:color w:val="000000"/>
+          <w:sz w:val="19"/>
+          <w:szCs w:val="19"/>
+        </w:rPr>
+        <w:t>#define BOARD_ID_STR "1"</w:t>
+      </w:r>
+    </w:p>
+    <w:p>
+      <w:pPr>
+        <w:keepNext w:val="0"/>
+        <w:shd w:val="clear" w:fill="F5F7FA"/>
+        <w:spacing w:after="120" w:line="260" w:lineRule="auto"/>
+        <w:ind w:left="400"/>
+        <w:jc w:val="left"/>
+      </w:pPr>
+      <w:r>
+        <w:rPr>
+          <w:rFonts w:ascii="Consolas" w:eastAsia="宋体"/>
+          <w:color w:val="000000"/>
+          <w:sz w:val="19"/>
+          <w:szCs w:val="19"/>
+        </w:rPr>
+      </w:r>
+    </w:p>
+    <w:p>
+      <w:pPr>
+        <w:keepNext w:val="0"/>
+        <w:shd w:val="clear" w:fill="F5F7FA"/>
+        <w:spacing w:after="120" w:line="260" w:lineRule="auto"/>
+        <w:ind w:left="400"/>
+        <w:jc w:val="left"/>
+      </w:pPr>
+      <w:r>
+        <w:rPr>
+          <w:rFonts w:ascii="Consolas" w:eastAsia="宋体"/>
+          <w:color w:val="000000"/>
+          <w:sz w:val="19"/>
+          <w:szCs w:val="19"/>
+        </w:rPr>
+        <w:t>// 协议层开关（各板按需设置）</w:t>
+      </w:r>
+    </w:p>
+    <w:p>
+      <w:pPr>
+        <w:keepNext w:val="0"/>
+        <w:shd w:val="clear" w:fill="F5F7FA"/>
+        <w:spacing w:after="120" w:line="260" w:lineRule="auto"/>
+        <w:ind w:left="400"/>
+        <w:jc w:val="left"/>
+      </w:pPr>
+      <w:r>
+        <w:rPr>
+          <w:rFonts w:ascii="Consolas" w:eastAsia="宋体"/>
+          <w:color w:val="000000"/>
+          <w:sz w:val="19"/>
+          <w:szCs w:val="19"/>
+        </w:rPr>
+        <w:t>#define ACK_AFTER_DONE    1    // 执行器做完动作才回执（1 号板舵机用）</w:t>
+      </w:r>
+    </w:p>
+    <w:p>
+      <w:pPr>
+        <w:keepNext w:val="0"/>
+        <w:shd w:val="clear" w:fill="F5F7FA"/>
+        <w:spacing w:after="120" w:line="260" w:lineRule="auto"/>
+        <w:ind w:left="400"/>
+        <w:jc w:val="left"/>
+      </w:pPr>
+      <w:r>
+        <w:rPr>
+          <w:rFonts w:ascii="Consolas" w:eastAsia="宋体"/>
+          <w:color w:val="000000"/>
+          <w:sz w:val="19"/>
+          <w:szCs w:val="19"/>
+        </w:rPr>
+        <w:t>#define SUB_EXTRA_REPORT  0    // 是否额外订阅 report（需要板端联动的板设为 1）</w:t>
+      </w:r>
+    </w:p>
+    <w:p>
+      <w:pPr>
+        <w:keepNext w:val="0"/>
+        <w:shd w:val="clear" w:fill="F5F7FA"/>
+        <w:spacing w:after="120" w:line="260" w:lineRule="auto"/>
+        <w:ind w:left="400"/>
+        <w:jc w:val="left"/>
+      </w:pPr>
+      <w:r>
+        <w:rPr>
+          <w:rFonts w:ascii="Consolas" w:eastAsia="宋体"/>
+          <w:color w:val="000000"/>
+          <w:sz w:val="19"/>
+          <w:szCs w:val="19"/>
+        </w:rPr>
+        <w:t>#define SUB_EXTRA_ONLINE  0    // 是否额外订阅 online</w:t>
+      </w:r>
+    </w:p>
+    <w:p>
+      <w:pPr>
+        <w:keepNext w:val="0"/>
+        <w:shd w:val="clear" w:fill="F5F7FA"/>
+        <w:spacing w:after="120" w:line="260" w:lineRule="auto"/>
+        <w:ind w:left="400"/>
+        <w:jc w:val="left"/>
+      </w:pPr>
+      <w:r>
+        <w:rPr>
+          <w:rFonts w:ascii="Consolas" w:eastAsia="宋体"/>
+          <w:color w:val="000000"/>
+          <w:sz w:val="19"/>
+          <w:szCs w:val="19"/>
+        </w:rPr>
+        <w:t>#define MQTT_BUF_SIZE     1024 // MQTT 收发缓冲区大小</w:t>
+      </w:r>
+    </w:p>
+    <w:p>
+      <w:pPr>
         <w:pStyle w:val="2"/>
         <w:keepNext/>
         <w:spacing w:before="320" w:after="140" w:line="340" w:lineRule="auto"/>
@@ -27355,6 +28344,203 @@
           <w:szCs w:val="19"/>
         </w:rPr>
         <w:t xml:space="preserve"> "body":{"device":"sys","event":"online","uptime":0}}</w:t>
+      </w:r>
+    </w:p>
+    <w:p>
+      <w:pPr>
+        <w:keepNext w:val="0"/>
+        <w:shd w:val="clear" w:fill="F5F7FA"/>
+        <w:spacing w:after="120" w:line="260" w:lineRule="auto"/>
+        <w:ind w:left="400"/>
+        <w:jc w:val="left"/>
+      </w:pPr>
+      <w:r>
+        <w:rPr>
+          <w:rFonts w:ascii="Consolas" w:eastAsia="宋体"/>
+          <w:color w:val="000000"/>
+          <w:sz w:val="19"/>
+          <w:szCs w:val="19"/>
+        </w:rPr>
+      </w:r>
+    </w:p>
+    <w:p>
+      <w:pPr>
+        <w:keepNext w:val="0"/>
+        <w:shd w:val="clear" w:fill="F5F7FA"/>
+        <w:spacing w:after="120" w:line="260" w:lineRule="auto"/>
+        <w:ind w:left="400"/>
+        <w:jc w:val="left"/>
+      </w:pPr>
+      <w:r>
+        <w:rPr>
+          <w:rFonts w:ascii="Consolas" w:eastAsia="宋体"/>
+          <w:color w:val="000000"/>
+          <w:sz w:val="19"/>
+          <w:szCs w:val="19"/>
+        </w:rPr>
+        <w:t>// 板端联动事件（见 7.5 节，由执行器在完成联动动作后主动上报）</w:t>
+      </w:r>
+    </w:p>
+    <w:p>
+      <w:pPr>
+        <w:keepNext w:val="0"/>
+        <w:shd w:val="clear" w:fill="F5F7FA"/>
+        <w:spacing w:after="120" w:line="260" w:lineRule="auto"/>
+        <w:ind w:left="400"/>
+        <w:jc w:val="left"/>
+      </w:pPr>
+      <w:r>
+        <w:rPr>
+          <w:rFonts w:ascii="Consolas" w:eastAsia="宋体"/>
+          <w:color w:val="000000"/>
+          <w:sz w:val="19"/>
+          <w:szCs w:val="19"/>
+        </w:rPr>
+        <w:t>// 1 号板 舵机因对射遮挡自动转动 / 复位</w:t>
+      </w:r>
+    </w:p>
+    <w:p>
+      <w:pPr>
+        <w:keepNext w:val="0"/>
+        <w:shd w:val="clear" w:fill="F5F7FA"/>
+        <w:spacing w:after="120" w:line="260" w:lineRule="auto"/>
+        <w:ind w:left="400"/>
+        <w:jc w:val="left"/>
+      </w:pPr>
+      <w:r>
+        <w:rPr>
+          <w:rFonts w:ascii="Consolas" w:eastAsia="宋体"/>
+          <w:color w:val="000000"/>
+          <w:sz w:val="19"/>
+          <w:szCs w:val="19"/>
+        </w:rPr>
+        <w:t>{"ver":"1.0","type":"evt","seq":31,"src":"1","dst":0,</w:t>
+      </w:r>
+    </w:p>
+    <w:p>
+      <w:pPr>
+        <w:keepNext w:val="0"/>
+        <w:shd w:val="clear" w:fill="F5F7FA"/>
+        <w:spacing w:after="120" w:line="260" w:lineRule="auto"/>
+        <w:ind w:left="400"/>
+        <w:jc w:val="left"/>
+      </w:pPr>
+      <w:r>
+        <w:rPr>
+          <w:rFonts w:ascii="Consolas" w:eastAsia="宋体"/>
+          <w:color w:val="000000"/>
+          <w:sz w:val="19"/>
+          <w:szCs w:val="19"/>
+        </w:rPr>
+        <w:t>"body":{"device":"servo","event":"auto_move","level":1}}</w:t>
+      </w:r>
+    </w:p>
+    <w:p>
+      <w:pPr>
+        <w:keepNext w:val="0"/>
+        <w:shd w:val="clear" w:fill="F5F7FA"/>
+        <w:spacing w:after="120" w:line="260" w:lineRule="auto"/>
+        <w:ind w:left="400"/>
+        <w:jc w:val="left"/>
+      </w:pPr>
+      <w:r>
+        <w:rPr>
+          <w:rFonts w:ascii="Consolas" w:eastAsia="宋体"/>
+          <w:color w:val="000000"/>
+          <w:sz w:val="19"/>
+          <w:szCs w:val="19"/>
+        </w:rPr>
+        <w:t>// 2 号板 风扇因温湿度超标自动开启 / 恢复后关闭</w:t>
+      </w:r>
+    </w:p>
+    <w:p>
+      <w:pPr>
+        <w:keepNext w:val="0"/>
+        <w:shd w:val="clear" w:fill="F5F7FA"/>
+        <w:spacing w:after="120" w:line="260" w:lineRule="auto"/>
+        <w:ind w:left="400"/>
+        <w:jc w:val="left"/>
+      </w:pPr>
+      <w:r>
+        <w:rPr>
+          <w:rFonts w:ascii="Consolas" w:eastAsia="宋体"/>
+          <w:color w:val="000000"/>
+          <w:sz w:val="19"/>
+          <w:szCs w:val="19"/>
+        </w:rPr>
+        <w:t>{"ver":"1.0","type":"evt","seq":20,"src":"2","dst":0,</w:t>
+      </w:r>
+    </w:p>
+    <w:p>
+      <w:pPr>
+        <w:keepNext w:val="0"/>
+        <w:shd w:val="clear" w:fill="F5F7FA"/>
+        <w:spacing w:after="120" w:line="260" w:lineRule="auto"/>
+        <w:ind w:left="400"/>
+        <w:jc w:val="left"/>
+      </w:pPr>
+      <w:r>
+        <w:rPr>
+          <w:rFonts w:ascii="Consolas" w:eastAsia="宋体"/>
+          <w:color w:val="000000"/>
+          <w:sz w:val="19"/>
+          <w:szCs w:val="19"/>
+        </w:rPr>
+        <w:t>"body":{"device":"fan","event":"auto_on","level":1}}</w:t>
+      </w:r>
+    </w:p>
+    <w:p>
+      <w:pPr>
+        <w:keepNext w:val="0"/>
+        <w:shd w:val="clear" w:fill="F5F7FA"/>
+        <w:spacing w:after="120" w:line="260" w:lineRule="auto"/>
+        <w:ind w:left="400"/>
+        <w:jc w:val="left"/>
+      </w:pPr>
+      <w:r>
+        <w:rPr>
+          <w:rFonts w:ascii="Consolas" w:eastAsia="宋体"/>
+          <w:color w:val="000000"/>
+          <w:sz w:val="19"/>
+          <w:szCs w:val="19"/>
+        </w:rPr>
+        <w:t>// 5 号板 灯光进入火焰报警 / 光照照明场景</w:t>
+      </w:r>
+    </w:p>
+    <w:p>
+      <w:pPr>
+        <w:keepNext w:val="0"/>
+        <w:shd w:val="clear" w:fill="F5F7FA"/>
+        <w:spacing w:after="120" w:line="260" w:lineRule="auto"/>
+        <w:ind w:left="400"/>
+        <w:jc w:val="left"/>
+      </w:pPr>
+      <w:r>
+        <w:rPr>
+          <w:rFonts w:ascii="Consolas" w:eastAsia="宋体"/>
+          <w:color w:val="000000"/>
+          <w:sz w:val="19"/>
+          <w:szCs w:val="19"/>
+        </w:rPr>
+        <w:t>{"ver":"1.0","type":"evt","seq":30,"src":"5","dst":0,</w:t>
+      </w:r>
+    </w:p>
+    <w:p>
+      <w:pPr>
+        <w:keepNext w:val="0"/>
+        <w:shd w:val="clear" w:fill="F5F7FA"/>
+        <w:spacing w:after="120" w:line="260" w:lineRule="auto"/>
+        <w:ind w:left="400"/>
+        <w:jc w:val="left"/>
+      </w:pPr>
+      <w:r>
+        <w:rPr>
+          <w:rFonts w:ascii="Consolas" w:eastAsia="宋体"/>
+          <w:color w:val="000000"/>
+          <w:sz w:val="19"/>
+          <w:szCs w:val="19"/>
+        </w:rPr>
+        <w:t>"body":{"device":"rgb","event":"scene_fire","level":3}}</w:t>
       </w:r>
     </w:p>
     <w:sectPr>
